--- a/docs/Functional_Requirements_Document_KO.docx
+++ b/docs/Functional_Requirements_Document_KO.docx
@@ -921,6 +921,140 @@
           </w:p>
         </w:tc>
       </w:tr>
+      <w:tr>
+        <w:tc>
+          <w:tcPr>
+            <w:tcW w:type="dxa" w:w="1684"/>
+            <w:tcBorders>
+              <w:top w:val="single" w:color="000000" w:sz="4"/>
+              <w:left w:val="single" w:color="000000" w:sz="4"/>
+              <w:bottom w:val="single" w:color="000000" w:sz="4"/>
+              <w:right w:val="single" w:color="000000" w:sz="4"/>
+            </w:tcBorders>
+            <w:tcMar>
+              <w:top w:type="dxa" w:w="80"/>
+              <w:left w:type="dxa" w:w="100"/>
+              <w:bottom w:type="dxa" w:w="80"/>
+              <w:right w:type="dxa" w:w="100"/>
+            </w:tcMar>
+            <w:vAlign w:val="center"/>
+          </w:tcPr>
+          <w:p>
+            <w:pPr>
+              <w:jc w:val="left"/>
+            </w:pPr>
+            <w:r>
+              <w:rPr>
+                <w:rFonts w:ascii="Malgun Gothic" w:cs="Malgun Gothic" w:eastAsia="Malgun Gothic" w:hAnsi="Malgun Gothic"/>
+                <w:b w:val="false"/>
+                <w:bCs w:val="false"/>
+                <w:sz w:val="20"/>
+                <w:szCs w:val="20"/>
+              </w:rPr>
+              <w:t xml:space="preserve">이준오</w:t>
+            </w:r>
+          </w:p>
+        </w:tc>
+        <w:tc>
+          <w:tcPr>
+            <w:tcW w:type="dxa" w:w="1497"/>
+            <w:tcBorders>
+              <w:top w:val="single" w:color="000000" w:sz="4"/>
+              <w:left w:val="single" w:color="000000" w:sz="4"/>
+              <w:bottom w:val="single" w:color="000000" w:sz="4"/>
+              <w:right w:val="single" w:color="000000" w:sz="4"/>
+            </w:tcBorders>
+            <w:tcMar>
+              <w:top w:type="dxa" w:w="80"/>
+              <w:left w:type="dxa" w:w="100"/>
+              <w:bottom w:type="dxa" w:w="80"/>
+              <w:right w:type="dxa" w:w="100"/>
+            </w:tcMar>
+            <w:vAlign w:val="center"/>
+          </w:tcPr>
+          <w:p>
+            <w:pPr>
+              <w:jc w:val="left"/>
+            </w:pPr>
+            <w:r>
+              <w:rPr>
+                <w:rFonts w:ascii="Malgun Gothic" w:cs="Malgun Gothic" w:eastAsia="Malgun Gothic" w:hAnsi="Malgun Gothic"/>
+                <w:b w:val="false"/>
+                <w:bCs w:val="false"/>
+                <w:sz w:val="20"/>
+                <w:szCs w:val="20"/>
+              </w:rPr>
+              <w:t xml:space="preserve">2026-09-21</w:t>
+            </w:r>
+          </w:p>
+        </w:tc>
+        <w:tc>
+          <w:tcPr>
+            <w:tcW w:type="dxa" w:w="4680"/>
+            <w:tcBorders>
+              <w:top w:val="single" w:color="000000" w:sz="4"/>
+              <w:left w:val="single" w:color="000000" w:sz="4"/>
+              <w:bottom w:val="single" w:color="000000" w:sz="4"/>
+              <w:right w:val="single" w:color="000000" w:sz="4"/>
+            </w:tcBorders>
+            <w:tcMar>
+              <w:top w:type="dxa" w:w="80"/>
+              <w:left w:type="dxa" w:w="100"/>
+              <w:bottom w:type="dxa" w:w="80"/>
+              <w:right w:type="dxa" w:w="100"/>
+            </w:tcMar>
+            <w:vAlign w:val="center"/>
+          </w:tcPr>
+          <w:p>
+            <w:pPr>
+              <w:jc w:val="left"/>
+            </w:pPr>
+            <w:r>
+              <w:rPr>
+                <w:rFonts w:ascii="Malgun Gothic" w:cs="Malgun Gothic" w:eastAsia="Malgun Gothic" w:hAnsi="Malgun Gothic"/>
+                <w:b w:val="false"/>
+                <w:bCs w:val="false"/>
+                <w:sz w:val="20"/>
+                <w:szCs w:val="20"/>
+              </w:rPr>
+              <w:t xml:space="preserve">멘토가 제안한 면 하이라이트 검토 기능을 선택 요구사항(FR-VAL-06, Want)으로 기록</w:t>
+            </w:r>
+          </w:p>
+        </w:tc>
+        <w:tc>
+          <w:tcPr>
+            <w:tcW w:type="dxa" w:w="1497"/>
+            <w:tcBorders>
+              <w:top w:val="single" w:color="000000" w:sz="4"/>
+              <w:left w:val="single" w:color="000000" w:sz="4"/>
+              <w:bottom w:val="single" w:color="000000" w:sz="4"/>
+              <w:right w:val="single" w:color="000000" w:sz="4"/>
+            </w:tcBorders>
+            <w:tcMar>
+              <w:top w:type="dxa" w:w="80"/>
+              <w:left w:type="dxa" w:w="100"/>
+              <w:bottom w:type="dxa" w:w="80"/>
+              <w:right w:type="dxa" w:w="100"/>
+            </w:tcMar>
+            <w:vAlign w:val="center"/>
+          </w:tcPr>
+          <w:p>
+            <w:pPr>
+              <w:jc w:val="center"/>
+            </w:pPr>
+            <w:r>
+              <w:rPr>
+                <w:rFonts w:ascii="Malgun Gothic" w:cs="Malgun Gothic" w:eastAsia="Malgun Gothic" w:hAnsi="Malgun Gothic"/>
+                <w:b w:val="false"/>
+                <w:bCs w:val="false"/>
+                <w:sz w:val="20"/>
+                <w:szCs w:val="20"/>
+              </w:rPr>
+              <w:t xml:space="preserve">1.5</w:t>
+            </w:r>
+          </w:p>
+        </w:tc>
+      </w:tr>
     </w:tbl>
     <w:p>
       <w:pPr>
@@ -4176,6 +4310,140 @@
                 <w:szCs w:val="20"/>
               </w:rPr>
               <w:t xml:space="preserve">2026-09-18 HP 멘토 확정</w:t>
+            </w:r>
+          </w:p>
+        </w:tc>
+      </w:tr>
+      <w:tr>
+        <w:tc>
+          <w:tcPr>
+            <w:tcW w:type="dxa" w:w="2059"/>
+            <w:tcBorders>
+              <w:top w:val="single" w:color="000000" w:sz="4"/>
+              <w:left w:val="single" w:color="000000" w:sz="4"/>
+              <w:bottom w:val="single" w:color="000000" w:sz="4"/>
+              <w:right w:val="single" w:color="000000" w:sz="4"/>
+            </w:tcBorders>
+            <w:tcMar>
+              <w:top w:type="dxa" w:w="80"/>
+              <w:left w:type="dxa" w:w="100"/>
+              <w:bottom w:type="dxa" w:w="80"/>
+              <w:right w:type="dxa" w:w="100"/>
+            </w:tcMar>
+            <w:vAlign w:val="center"/>
+          </w:tcPr>
+          <w:p>
+            <w:pPr>
+              <w:jc w:val="left"/>
+            </w:pPr>
+            <w:r>
+              <w:rPr>
+                <w:rFonts w:ascii="Malgun Gothic" w:cs="Malgun Gothic" w:eastAsia="Malgun Gothic" w:hAnsi="Malgun Gothic"/>
+                <w:b w:val="false"/>
+                <w:bCs w:val="false"/>
+                <w:sz w:val="20"/>
+                <w:szCs w:val="20"/>
+              </w:rPr>
+              <w:t xml:space="preserve">FR-VAL-06</w:t>
+            </w:r>
+          </w:p>
+        </w:tc>
+        <w:tc>
+          <w:tcPr>
+            <w:tcW w:type="dxa" w:w="4024"/>
+            <w:tcBorders>
+              <w:top w:val="single" w:color="000000" w:sz="4"/>
+              <w:left w:val="single" w:color="000000" w:sz="4"/>
+              <w:bottom w:val="single" w:color="000000" w:sz="4"/>
+              <w:right w:val="single" w:color="000000" w:sz="4"/>
+            </w:tcBorders>
+            <w:tcMar>
+              <w:top w:type="dxa" w:w="80"/>
+              <w:left w:type="dxa" w:w="100"/>
+              <w:bottom w:type="dxa" w:w="80"/>
+              <w:right w:type="dxa" w:w="100"/>
+            </w:tcMar>
+            <w:vAlign w:val="center"/>
+          </w:tcPr>
+          <w:p>
+            <w:pPr>
+              <w:jc w:val="left"/>
+            </w:pPr>
+            <w:r>
+              <w:rPr>
+                <w:rFonts w:ascii="Malgun Gothic" w:cs="Malgun Gothic" w:eastAsia="Malgun Gothic" w:hAnsi="Malgun Gothic"/>
+                <w:b w:val="false"/>
+                <w:bCs w:val="false"/>
+                <w:sz w:val="20"/>
+                <w:szCs w:val="20"/>
+              </w:rPr>
+              <w:t xml:space="preserve">피처 제거 전에, 시스템은 제거 대상으로 선택된 면을 빨간색으로 표시하여 STEP 파일로 저장할 수 있어야 하며, 여러 STEP 파일을 순차적으로 처리하여 엔지니어가 면 선택을 검토할 수 있도록 해야 한다.</w:t>
+            </w:r>
+          </w:p>
+        </w:tc>
+        <w:tc>
+          <w:tcPr>
+            <w:tcW w:type="dxa" w:w="1404"/>
+            <w:tcBorders>
+              <w:top w:val="single" w:color="000000" w:sz="4"/>
+              <w:left w:val="single" w:color="000000" w:sz="4"/>
+              <w:bottom w:val="single" w:color="000000" w:sz="4"/>
+              <w:right w:val="single" w:color="000000" w:sz="4"/>
+            </w:tcBorders>
+            <w:tcMar>
+              <w:top w:type="dxa" w:w="80"/>
+              <w:left w:type="dxa" w:w="100"/>
+              <w:bottom w:type="dxa" w:w="80"/>
+              <w:right w:type="dxa" w:w="100"/>
+            </w:tcMar>
+            <w:vAlign w:val="center"/>
+          </w:tcPr>
+          <w:p>
+            <w:pPr>
+              <w:jc w:val="center"/>
+            </w:pPr>
+            <w:r>
+              <w:rPr>
+                <w:rFonts w:ascii="Malgun Gothic" w:cs="Malgun Gothic" w:eastAsia="Malgun Gothic" w:hAnsi="Malgun Gothic"/>
+                <w:b w:val="false"/>
+                <w:bCs w:val="false"/>
+                <w:sz w:val="20"/>
+                <w:szCs w:val="20"/>
+              </w:rPr>
+              <w:t xml:space="preserve">Want</w:t>
+            </w:r>
+          </w:p>
+        </w:tc>
+        <w:tc>
+          <w:tcPr>
+            <w:tcW w:type="dxa" w:w="1872"/>
+            <w:tcBorders>
+              <w:top w:val="single" w:color="000000" w:sz="4"/>
+              <w:left w:val="single" w:color="000000" w:sz="4"/>
+              <w:bottom w:val="single" w:color="000000" w:sz="4"/>
+              <w:right w:val="single" w:color="000000" w:sz="4"/>
+            </w:tcBorders>
+            <w:tcMar>
+              <w:top w:type="dxa" w:w="80"/>
+              <w:left w:type="dxa" w:w="100"/>
+              <w:bottom w:type="dxa" w:w="80"/>
+              <w:right w:type="dxa" w:w="100"/>
+            </w:tcMar>
+            <w:vAlign w:val="center"/>
+          </w:tcPr>
+          <w:p>
+            <w:pPr>
+              <w:jc w:val="left"/>
+            </w:pPr>
+            <w:r>
+              <w:rPr>
+                <w:rFonts w:ascii="Malgun Gothic" w:cs="Malgun Gothic" w:eastAsia="Malgun Gothic" w:hAnsi="Malgun Gothic"/>
+                <w:b w:val="false"/>
+                <w:bCs w:val="false"/>
+                <w:sz w:val="20"/>
+                <w:szCs w:val="20"/>
+              </w:rPr>
+              <w:t xml:space="preserve">HP 멘토가 이메일로 제안(2026-09-21). 선택 요구사항으로 기록만 해두며, 채택 여부는 팀이 결정. 실현 가능성 미검증: headless FreeCAD는 면별 색상을 저장할 수 없어(ViewObject 없음) OCCT 색상 export 경로가 필요할 수 있음 — 프로토타입으로 확인 필요</w:t>
             </w:r>
           </w:p>
         </w:tc>

--- a/docs/Functional_Requirements_Document_KO.docx
+++ b/docs/Functional_Requirements_Document_KO.docx
@@ -1055,6 +1055,140 @@
           </w:p>
         </w:tc>
       </w:tr>
+      <w:tr>
+        <w:tc>
+          <w:tcPr>
+            <w:tcW w:type="dxa" w:w="1684"/>
+            <w:tcBorders>
+              <w:top w:val="single" w:color="000000" w:sz="4"/>
+              <w:left w:val="single" w:color="000000" w:sz="4"/>
+              <w:bottom w:val="single" w:color="000000" w:sz="4"/>
+              <w:right w:val="single" w:color="000000" w:sz="4"/>
+            </w:tcBorders>
+            <w:tcMar>
+              <w:top w:type="dxa" w:w="80"/>
+              <w:left w:type="dxa" w:w="100"/>
+              <w:bottom w:type="dxa" w:w="80"/>
+              <w:right w:type="dxa" w:w="100"/>
+            </w:tcMar>
+            <w:vAlign w:val="center"/>
+          </w:tcPr>
+          <w:p>
+            <w:pPr>
+              <w:jc w:val="left"/>
+            </w:pPr>
+            <w:r>
+              <w:rPr>
+                <w:rFonts w:ascii="Malgun Gothic" w:cs="Malgun Gothic" w:eastAsia="Malgun Gothic" w:hAnsi="Malgun Gothic"/>
+                <w:b w:val="false"/>
+                <w:bCs w:val="false"/>
+                <w:sz w:val="20"/>
+                <w:szCs w:val="20"/>
+              </w:rPr>
+              <w:t xml:space="preserve">이준오</w:t>
+            </w:r>
+          </w:p>
+        </w:tc>
+        <w:tc>
+          <w:tcPr>
+            <w:tcW w:type="dxa" w:w="1497"/>
+            <w:tcBorders>
+              <w:top w:val="single" w:color="000000" w:sz="4"/>
+              <w:left w:val="single" w:color="000000" w:sz="4"/>
+              <w:bottom w:val="single" w:color="000000" w:sz="4"/>
+              <w:right w:val="single" w:color="000000" w:sz="4"/>
+            </w:tcBorders>
+            <w:tcMar>
+              <w:top w:type="dxa" w:w="80"/>
+              <w:left w:type="dxa" w:w="100"/>
+              <w:bottom w:type="dxa" w:w="80"/>
+              <w:right w:type="dxa" w:w="100"/>
+            </w:tcMar>
+            <w:vAlign w:val="center"/>
+          </w:tcPr>
+          <w:p>
+            <w:pPr>
+              <w:jc w:val="left"/>
+            </w:pPr>
+            <w:r>
+              <w:rPr>
+                <w:rFonts w:ascii="Malgun Gothic" w:cs="Malgun Gothic" w:eastAsia="Malgun Gothic" w:hAnsi="Malgun Gothic"/>
+                <w:b w:val="false"/>
+                <w:bCs w:val="false"/>
+                <w:sz w:val="20"/>
+                <w:szCs w:val="20"/>
+              </w:rPr>
+              <w:t xml:space="preserve">2026-09-21</w:t>
+            </w:r>
+          </w:p>
+        </w:tc>
+        <w:tc>
+          <w:tcPr>
+            <w:tcW w:type="dxa" w:w="4680"/>
+            <w:tcBorders>
+              <w:top w:val="single" w:color="000000" w:sz="4"/>
+              <w:left w:val="single" w:color="000000" w:sz="4"/>
+              <w:bottom w:val="single" w:color="000000" w:sz="4"/>
+              <w:right w:val="single" w:color="000000" w:sz="4"/>
+            </w:tcBorders>
+            <w:tcMar>
+              <w:top w:type="dxa" w:w="80"/>
+              <w:left w:type="dxa" w:w="100"/>
+              <w:bottom w:type="dxa" w:w="80"/>
+              <w:right w:type="dxa" w:w="100"/>
+            </w:tcMar>
+            <w:vAlign w:val="center"/>
+          </w:tcPr>
+          <w:p>
+            <w:pPr>
+              <w:jc w:val="left"/>
+            </w:pPr>
+            <w:r>
+              <w:rPr>
+                <w:rFonts w:ascii="Malgun Gothic" w:cs="Malgun Gothic" w:eastAsia="Malgun Gothic" w:hAnsi="Malgun Gothic"/>
+                <w:b w:val="false"/>
+                <w:bCs w:val="false"/>
+                <w:sz w:val="20"/>
+                <w:szCs w:val="20"/>
+              </w:rPr>
+              <w:t xml:space="preserve">FR-VAL-06(면 하이라이트 검토 파일)을 Want에서 Must로 상향: 멘토 요구사항</w:t>
+            </w:r>
+          </w:p>
+        </w:tc>
+        <w:tc>
+          <w:tcPr>
+            <w:tcW w:type="dxa" w:w="1497"/>
+            <w:tcBorders>
+              <w:top w:val="single" w:color="000000" w:sz="4"/>
+              <w:left w:val="single" w:color="000000" w:sz="4"/>
+              <w:bottom w:val="single" w:color="000000" w:sz="4"/>
+              <w:right w:val="single" w:color="000000" w:sz="4"/>
+            </w:tcBorders>
+            <w:tcMar>
+              <w:top w:type="dxa" w:w="80"/>
+              <w:left w:type="dxa" w:w="100"/>
+              <w:bottom w:type="dxa" w:w="80"/>
+              <w:right w:type="dxa" w:w="100"/>
+            </w:tcMar>
+            <w:vAlign w:val="center"/>
+          </w:tcPr>
+          <w:p>
+            <w:pPr>
+              <w:jc w:val="center"/>
+            </w:pPr>
+            <w:r>
+              <w:rPr>
+                <w:rFonts w:ascii="Malgun Gothic" w:cs="Malgun Gothic" w:eastAsia="Malgun Gothic" w:hAnsi="Malgun Gothic"/>
+                <w:b w:val="false"/>
+                <w:bCs w:val="false"/>
+                <w:sz w:val="20"/>
+                <w:szCs w:val="20"/>
+              </w:rPr>
+              <w:t xml:space="preserve">1.6</w:t>
+            </w:r>
+          </w:p>
+        </w:tc>
+      </w:tr>
     </w:tbl>
     <w:p>
       <w:pPr>
@@ -4377,7 +4511,7 @@
                 <w:sz w:val="20"/>
                 <w:szCs w:val="20"/>
               </w:rPr>
-              <w:t xml:space="preserve">피처 제거 전에, 시스템은 제거 대상으로 선택된 면을 빨간색으로 표시하여 STEP 파일로 저장할 수 있어야 하며, 여러 STEP 파일을 순차적으로 처리하여 엔지니어가 면 선택을 검토할 수 있도록 해야 한다.</w:t>
+              <w:t xml:space="preserve">피처 제거 전에, 시스템은 제거 대상으로 선택된 면을 빨간색으로 표시하여 STEP 파일로 저장해야 하며, 여러 STEP 파일을 순차적으로 처리하여 엔지니어가 면 선택을 검토할 수 있도록 해야 한다.</w:t>
             </w:r>
           </w:p>
         </w:tc>
@@ -4410,7 +4544,7 @@
                 <w:sz w:val="20"/>
                 <w:szCs w:val="20"/>
               </w:rPr>
-              <w:t xml:space="preserve">Want</w:t>
+              <w:t xml:space="preserve">Must</w:t>
             </w:r>
           </w:p>
         </w:tc>
@@ -4443,7 +4577,7 @@
                 <w:sz w:val="20"/>
                 <w:szCs w:val="20"/>
               </w:rPr>
-              <w:t xml:space="preserve">HP 멘토가 이메일로 제안(2026-09-21). 선택 요구사항으로 기록만 해두며, 채택 여부는 팀이 결정. 실현 가능성 미검증: headless FreeCAD는 면별 색상을 저장할 수 없어(ViewObject 없음) OCCT 색상 export 경로가 필요할 수 있음 — 프로토타입으로 확인 필요</w:t>
+              <w:t xml:space="preserve">HP 멘토가 이메일로 제안(2026-09-21). 멘토 요구사항이며, 팀 결정으로 Must로 상향(2026-09-21). 실현 가능성 미검증: headless FreeCAD는 면별 색상을 저장할 수 없어(ViewObject 없음) OCCT 색상 export 경로가 필요할 수 있음 — 프로토타입으로 확인 필요</w:t>
             </w:r>
           </w:p>
         </w:tc>
